--- a/releases/evt-pre-20/2026-09-30-rev-d/Основной_пакет/06_Технический_проект/Технический_проект_EVT_PRE_20.docx
+++ b/releases/evt-pre-20/2026-09-30-rev-d/Основной_пакет/06_Технический_проект/Технический_проект_EVT_PRE_20.docx
@@ -14,7 +14,7 @@
     <w:p>
       <w:pPr/>
       <w:r>
-        <w:t>Дионея · EVT-PRE-20 · 29 сентября 2026 года · комплект для подготовки закупки и производства</w:t>
+        <w:t>Дионея · EVT-PRE-20 · 30 сентября 2026 года · Rev D · комплект для подготовки закупки и производства</w:t>
       </w:r>
     </w:p>
     <w:p>
@@ -60,7 +60,7 @@
     <w:p>
       <w:pPr/>
       <w:r>
-        <w:t>Солнечная панель подключается к MPPT, MPPT — к защищённой батарейной шине; батарея через входной жгут и предохранитель питает PCB-PWR. PCB-PWR формирует 3V8_MODEM, 3V3_DIGITAL и 1V8_MIC, передаёт сигналы PWR_GOOD, FAULT, EN_MODEM, EN_AUX и I2C2 на PCB-MAIN. Номинальная геометрия PCB-PWR Rev E: 90 × 60 × 1,6 мм, четыре слоя, наружная и внутренняя медь 1 oz, ENIG.</w:t>
+        <w:t>Солнечная панель подключается к MPPT, MPPT — к защищённой батарейной шине; батарея через входной жгут и предохранитель питает PCB-PWR. PCB-PWR формирует 3V8_MODEM, 3V3_DIGITAL и 1V8_MIC, передаёт сигналы PWR_GOOD, FAULT, EN_MODEM, EN_AUX и I2C2 на PCB-MAIN. PCB-PWR: 90 × 60 × 1,6 мм, четыре слоя, ENIG; заказной базис JLC04161H-3313A, наружная медь 2 oz / 70 мкм, внутренняя 1 oz / 35 мкм. Фактический stack ID подтверждается при оформлении заказа.</w:t>
       </w:r>
     </w:p>
     <w:p>
@@ -80,7 +80,7 @@
     <w:p>
       <w:pPr/>
       <w:r>
-        <w:t>Первый комплект из 20 станций планируется печатать из наружного ASA после утверждения профиля печати и размеров. Верхний электронный корпус, кассета PCB-PWR и четыре микрофонных модуля существуют как предварительные STEP/STL. Нижний батарейный модуль и предварительные крепления панели/мачты представлены в выпуске Rev C как STL и редактируемая геометрия; их посадка, прочность, герметизация и технология литья требуют квалификации. Акустическая мембрана и уплотнения не утверждены.</w:t>
+        <w:t>Первый комплект из 20 станций планируется печатать из наружного ASA после утверждения профиля печати и размеров. Верхний электронный корпус, кассета PCB-PWR и четыре микрофонных модуля существуют как предварительные STEP/STL. Нижний батарейный модуль и предварительные крепления панели/мачты представлены в выпуске Rev D как STL и редактируемая геометрия; их посадка, прочность, герметизация и технология литья требуют квалификации. Акустическая мембрана и уплотнения не утверждены.</w:t>
       </w:r>
     </w:p>
     <w:p>
@@ -107,6 +107,50 @@
       <w:pPr/>
       <w:r>
         <w:t>Каждая станция получает серийный номер, маршрутный лист, результаты входного контроля и 100 % EOL. Программа EVT для первого лота охватывает 20 изделий; стрессовые и полевые испытания назначаются по согласованному плану и заканчиваются повтором критических функциональных проверок.</w:t>
+      </w:r>
+    </w:p>
+    <w:p>
+      <w:pPr>
+        <w:pStyle w:val="2"/>
+      </w:pPr>
+      <w:r>
+        <w:t>Конфигурация Rev D</w:t>
+      </w:r>
+    </w:p>
+    <w:p>
+      <w:pPr/>
+      <w:r>
+        <w:t>PCB-MAIN: DRC 0, незавершённые соединения 0, ERC 0; заказ после официального DFM и подтверждения фабричного стека.</w:t>
+      </w:r>
+    </w:p>
+    <w:p>
+      <w:pPr/>
+      <w:r>
+        <w:t>PCB-MIC Rev B: Review B принят; исправлены сверловочные метки, кольцо MK1 и трафарет. Партия 80 PCBA выпускается через контролируемое первое изделие.</w:t>
+      </w:r>
+    </w:p>
+    <w:p>
+      <w:pPr/>
+      <w:r>
+        <w:t>Жгуты: 22 комплекта по зафиксированной 38-проводной распайке. Корпуса первого лота — 20 предварительных комплектов 3D-печати; литьевые модели передаются для DFM оснастки.</w:t>
+      </w:r>
+    </w:p>
+    <w:p>
+      <w:pPr>
+        <w:pStyle w:val="2"/>
+      </w:pPr>
+      <w:r>
+        <w:t>Антенные тракты Rev D</w:t>
+      </w:r>
+    </w:p>
+    <w:p>
+      <w:r>
+        <w:t>На каждую станцию установить три Taoglas CAB.0243 длиной 150 мм: J8 CELL/LTE → G30.B.108111, J9 GNSS → AA.166.A.301111, J10 RU868 → TI.89.B.2111W. Заказ первого лота с резервом: 66 пигтейлов и по 22 антенны каждого типа.</w:t>
+      </w:r>
+    </w:p>
+    <w:p>
+      <w:r>
+        <w:t>Проверить маркировку, MHF/U.FL и SMA сопряжение, радиус изгиба ≥6,8 мм, герметичность bulkhead, затем VSWR/потери, GNSS ток и чувствительность, LTE attach и RU868 EOL/EVT.</w:t>
       </w:r>
     </w:p>
     <w:sectPr>

--- a/releases/evt-pre-20/2026-09-30-rev-d/Основной_пакет/06_Технический_проект/Технический_проект_EVT_PRE_20.docx
+++ b/releases/evt-pre-20/2026-09-30-rev-d/Основной_пакет/06_Технический_проект/Технический_проект_EVT_PRE_20.docx
@@ -5,155 +5,353 @@
     <w:p>
       <w:pPr>
         <w:pStyle w:val="a3"/>
-        <w:jc w:val="left"/>
-      </w:pPr>
-      <w:r>
+        <w:keepNext/>
+        <w:spacing w:line="240" w:lineRule="auto" w:before="0" w:after="0"/>
+        <w:ind w:firstLine="0"/>
+        <w:jc w:val="both"/>
+      </w:pPr>
+      <w:r>
+        <w:rPr>
+          <w:rFonts w:ascii="Times New Roman" w:hAnsi="Times New Roman" w:eastAsia="Times New Roman" w:cs="Times New Roman"/>
+          <w:b/>
+          <w:sz w:val="28"/>
+        </w:rPr>
         <w:t>Технический проект EVT PRE 20</w:t>
       </w:r>
     </w:p>
     <w:p>
-      <w:pPr/>
-      <w:r>
+      <w:pPr>
+        <w:spacing w:line="240" w:lineRule="auto" w:before="0" w:after="0"/>
+        <w:ind w:firstLine="709"/>
+        <w:jc w:val="both"/>
+      </w:pPr>
+      <w:r>
+        <w:rPr>
+          <w:rFonts w:ascii="Times New Roman" w:hAnsi="Times New Roman" w:eastAsia="Times New Roman" w:cs="Times New Roman"/>
+          <w:sz w:val="28"/>
+        </w:rPr>
         <w:t>Дионея · EVT-PRE-20 · 30 сентября 2026 года · Rev D · комплект для подготовки закупки и производства</w:t>
       </w:r>
     </w:p>
     <w:p>
-      <w:pPr/>
-      <w:r>
+      <w:pPr>
+        <w:spacing w:line="240" w:lineRule="auto" w:before="0" w:after="0"/>
+        <w:ind w:firstLine="709"/>
+        <w:jc w:val="both"/>
+      </w:pPr>
+      <w:r>
+        <w:rPr>
+          <w:rFonts w:ascii="Times New Roman" w:hAnsi="Times New Roman" w:eastAsia="Times New Roman" w:cs="Times New Roman"/>
+          <w:sz w:val="28"/>
+        </w:rPr>
         <w:t>Этот технический проект объединяет действующую инженерную конфигурацию станции и границы её подтверждения. Он предназначен для подготовки закупки, сборки и испытаний; фактическая работоспособность подтверждается только измерениями собранных изделий.</w:t>
       </w:r>
     </w:p>
     <w:p>
       <w:pPr>
         <w:pStyle w:val="2"/>
-      </w:pPr>
-      <w:r>
+        <w:keepNext/>
+        <w:spacing w:line="240" w:lineRule="auto" w:before="0" w:after="0"/>
+        <w:ind w:firstLine="0"/>
+        <w:jc w:val="both"/>
+      </w:pPr>
+      <w:r>
+        <w:rPr>
+          <w:rFonts w:ascii="Times New Roman" w:hAnsi="Times New Roman" w:eastAsia="Times New Roman" w:cs="Times New Roman"/>
+          <w:b/>
+          <w:sz w:val="28"/>
+        </w:rPr>
         <w:t>Состав станции</w:t>
       </w:r>
     </w:p>
     <w:p>
-      <w:pPr/>
-      <w:r>
+      <w:pPr>
+        <w:spacing w:line="240" w:lineRule="auto" w:before="0" w:after="0"/>
+        <w:ind w:firstLine="709"/>
+        <w:jc w:val="both"/>
+      </w:pPr>
+      <w:r>
+        <w:rPr>
+          <w:rFonts w:ascii="Times New Roman" w:hAnsi="Times New Roman" w:eastAsia="Times New Roman" w:cs="Times New Roman"/>
+          <w:sz w:val="28"/>
+        </w:rPr>
         <w:t>Одна станция содержит PCB-MAIN, PCB-PWR, четыре одинаковые PCB-MIC, LiFePO4 12,8 В 40 А·ч RELiON RB40, контроллер Victron SCC075010060R с датчиком SBS050150200, панель SLD Tech SLP080S-12M 80 Вт, три внешние антенны и контролируемые жгуты.</w:t>
       </w:r>
     </w:p>
     <w:p>
-      <w:pPr/>
-      <w:r>
+      <w:pPr>
+        <w:spacing w:line="240" w:lineRule="auto" w:before="0" w:after="0"/>
+        <w:ind w:firstLine="709"/>
+        <w:jc w:val="both"/>
+      </w:pPr>
+      <w:r>
+        <w:rPr>
+          <w:rFonts w:ascii="Times New Roman" w:hAnsi="Times New Roman" w:eastAsia="Times New Roman" w:cs="Times New Roman"/>
+          <w:sz w:val="28"/>
+        </w:rPr>
         <w:t>Акустическая схема 3+1 задаёт базу 120 мм и верхний микрофон на 150 мм выше центра. PCB-MIC имеют одинаковую аппаратную ревизию и маркируются MIC1…MIC4 при сборке. PDM DATA каждого канала, общий CLK, питание 1V8_MIC, GND, MIC_WAKE и AAD_CFG перечислены в таблице распайки.</w:t>
       </w:r>
     </w:p>
     <w:p>
-      <w:pPr/>
-      <w:r>
+      <w:pPr>
+        <w:spacing w:line="240" w:lineRule="auto" w:before="0" w:after="0"/>
+        <w:ind w:firstLine="709"/>
+        <w:jc w:val="both"/>
+      </w:pPr>
+      <w:r>
+        <w:rPr>
+          <w:rFonts w:ascii="Times New Roman" w:hAnsi="Times New Roman" w:eastAsia="Times New Roman" w:cs="Times New Roman"/>
+          <w:sz w:val="28"/>
+        </w:rPr>
         <w:t>PCB-MAIN содержит STM32U585VIT6Q, BG95-M3, GNSS, RU868 LoRa, BLE, память и интерфейсы двух nano-SIM в режиме Single Standby. В пилоте применяется только профиль RU868 и public APN; EU868 не прошивается.</w:t>
       </w:r>
     </w:p>
     <w:p>
       <w:pPr>
         <w:pStyle w:val="2"/>
-      </w:pPr>
-      <w:r>
+        <w:keepNext/>
+        <w:spacing w:line="240" w:lineRule="auto" w:before="0" w:after="0"/>
+        <w:ind w:firstLine="0"/>
+        <w:jc w:val="both"/>
+      </w:pPr>
+      <w:r>
+        <w:rPr>
+          <w:rFonts w:ascii="Times New Roman" w:hAnsi="Times New Roman" w:eastAsia="Times New Roman" w:cs="Times New Roman"/>
+          <w:b/>
+          <w:sz w:val="28"/>
+        </w:rPr>
         <w:t>Электропитание и платы</w:t>
       </w:r>
     </w:p>
     <w:p>
-      <w:pPr/>
-      <w:r>
-        <w:t>Солнечная панель подключается к MPPT, MPPT — к защищённой батарейной шине; батарея через входной жгут и предохранитель питает PCB-PWR. PCB-PWR формирует 3V8_MODEM, 3V3_DIGITAL и 1V8_MIC, передаёт сигналы PWR_GOOD, FAULT, EN_MODEM, EN_AUX и I2C2 на PCB-MAIN. PCB-PWR: 90 × 60 × 1,6 мм, четыре слоя, ENIG; заказной базис JLC04161H-3313A, наружная медь 2 oz / 70 мкм, внутренняя 1 oz / 35 мкм. Фактический stack ID подтверждается при оформлении заказа.</w:t>
-      </w:r>
-    </w:p>
-    <w:p>
-      <w:pPr/>
-      <w:r>
-        <w:t>PCB-MAIN Rev B: восемь медных слоёв, 110 × 75 × 1,6 мм, ENIG. Кандидат 105 имеет DRC 0 ошибок, 0 неразведённых соединений и ERC 0; 30 предупреждений относятся к шелкографии и семи прежним переходам. Точный заводской стек JLC08161H-3313 пока предложен, но не утверждён; требуются DFM, импеданс и подтверждение 57 via-in-pad. PCB-MIC: два слоя FR-4, 24 × 22 × 1 мм, нижний акустический порт; физическое изделие проверяется по текущей плате, привязка к фактической плате выпущена как DIM-004 Rev B с преобразованием Y_DIM = 22 − Y_KiCad.</w:t>
+      <w:pPr>
+        <w:spacing w:line="240" w:lineRule="auto" w:before="0" w:after="0"/>
+        <w:ind w:firstLine="709"/>
+        <w:jc w:val="both"/>
+      </w:pPr>
+      <w:r>
+        <w:rPr>
+          <w:rFonts w:ascii="Times New Roman" w:hAnsi="Times New Roman" w:eastAsia="Times New Roman" w:cs="Times New Roman"/>
+          <w:sz w:val="28"/>
+        </w:rPr>
+        <w:t>Солнечная панель подключается к MPPT, MPPT – к защищённой батарейной шине; батарея через входной жгут и предохранитель питает PCB-PWR. PCB-PWR формирует 3V8_MODEM, 3V3_DIGITAL и 1V8_MIC, передаёт сигналы PWR_GOOD, FAULT, EN_MODEM, EN_AUX и I2C2 на PCB-MAIN. PCB-PWR: 90 × 60 × 1,6 мм, четыре слоя, ENIG; медь 1 oz / 35 мкм на всех четырёх слоях. Фактический stack ID подтверждается при оформлении заказа.</w:t>
+      </w:r>
+    </w:p>
+    <w:p>
+      <w:pPr>
+        <w:spacing w:line="240" w:lineRule="auto" w:before="0" w:after="0"/>
+        <w:ind w:firstLine="709"/>
+        <w:jc w:val="both"/>
+      </w:pPr>
+      <w:r>
+        <w:rPr>
+          <w:rFonts w:ascii="Times New Roman" w:hAnsi="Times New Roman" w:eastAsia="Times New Roman" w:cs="Times New Roman"/>
+          <w:sz w:val="28"/>
+        </w:rPr>
+        <w:t>PCB-MAIN Rev B: восемь медных слоёв, 110 × 75 × 1,6 мм, ENIG. Кандидат 105 имеет DRC 0 ошибок, 0 неразведённых соединений и ERC 0. Из 30 предупреждений 23 относятся к шелкографии и 7 к прежним переходам. Заводской стек для заказа выбирается в DFM; модельный JLC08161H-3313 не является утверждённым stack ID. Заказное задание содержит 76 POFV, включая два CAM-дополнения у C6.1 и D11.1; фабрика подтверждает 76 из 76. PCB-MIC: два слоя FR-4, 24 × 22 × 1 мм, нижний акустический порт; привязка к фактической плате выпущена как DIM-004 Rev B с преобразованием Y_DIM = 22 − Y_KiCad.</w:t>
       </w:r>
     </w:p>
     <w:p>
       <w:pPr>
         <w:pStyle w:val="2"/>
-      </w:pPr>
-      <w:r>
+        <w:keepNext/>
+        <w:spacing w:line="240" w:lineRule="auto" w:before="0" w:after="0"/>
+        <w:ind w:firstLine="0"/>
+        <w:jc w:val="both"/>
+      </w:pPr>
+      <w:r>
+        <w:rPr>
+          <w:rFonts w:ascii="Times New Roman" w:hAnsi="Times New Roman" w:eastAsia="Times New Roman" w:cs="Times New Roman"/>
+          <w:b/>
+          <w:sz w:val="28"/>
+        </w:rPr>
         <w:t>Корпус и монтаж</w:t>
       </w:r>
     </w:p>
     <w:p>
-      <w:pPr/>
-      <w:r>
+      <w:pPr>
+        <w:spacing w:line="240" w:lineRule="auto" w:before="0" w:after="0"/>
+        <w:ind w:firstLine="709"/>
+        <w:jc w:val="both"/>
+      </w:pPr>
+      <w:r>
+        <w:rPr>
+          <w:rFonts w:ascii="Times New Roman" w:hAnsi="Times New Roman" w:eastAsia="Times New Roman" w:cs="Times New Roman"/>
+          <w:sz w:val="28"/>
+        </w:rPr>
         <w:t>Первый комплект из 20 станций планируется печатать из наружного ASA после утверждения профиля печати и размеров. Верхний электронный корпус, кассета PCB-PWR и четыре микрофонных модуля существуют как предварительные STEP/STL. Нижний батарейный модуль и предварительные крепления панели/мачты представлены в выпуске Rev D как STL и редактируемая геометрия; их посадка, прочность, герметизация и технология литья требуют квалификации. Акустическая мембрана и уплотнения не утверждены.</w:t>
       </w:r>
     </w:p>
     <w:p>
-      <w:pPr/>
-      <w:r>
+      <w:pPr>
+        <w:spacing w:line="240" w:lineRule="auto" w:before="0" w:after="0"/>
+        <w:ind w:firstLine="709"/>
+        <w:jc w:val="both"/>
+      </w:pPr>
+      <w:r>
+        <w:rPr>
+          <w:rFonts w:ascii="Times New Roman" w:hAnsi="Times New Roman" w:eastAsia="Times New Roman" w:cs="Times New Roman"/>
+          <w:sz w:val="28"/>
+        </w:rPr>
         <w:t>Кандидат Rev B выходов жгутов PCB-PWR предусматривает боковые M12/M16 вводы. Проверены модельные объёмы платы и кабеля; CAD ответных частей и реальная оснастка не проверены. Литьевые STEP/STL не являются чертежами пресс-формы и не разрешают заказ оснастки.</w:t>
       </w:r>
     </w:p>
     <w:p>
       <w:pPr>
         <w:pStyle w:val="2"/>
-      </w:pPr>
-      <w:r>
+        <w:keepNext/>
+        <w:spacing w:line="240" w:lineRule="auto" w:before="0" w:after="0"/>
+        <w:ind w:firstLine="0"/>
+        <w:jc w:val="both"/>
+      </w:pPr>
+      <w:r>
+        <w:rPr>
+          <w:rFonts w:ascii="Times New Roman" w:hAnsi="Times New Roman" w:eastAsia="Times New Roman" w:cs="Times New Roman"/>
+          <w:b/>
+          <w:sz w:val="28"/>
+        </w:rPr>
         <w:t>Программная интеграция и проверка</w:t>
       </w:r>
     </w:p>
     <w:p>
-      <w:pPr/>
-      <w:r>
+      <w:pPr>
+        <w:spacing w:line="240" w:lineRule="auto" w:before="0" w:after="0"/>
+        <w:ind w:firstLine="709"/>
+        <w:jc w:val="both"/>
+      </w:pPr>
+      <w:r>
+        <w:rPr>
+          <w:rFonts w:ascii="Times New Roman" w:hAnsi="Times New Roman" w:eastAsia="Times New Roman" w:cs="Times New Roman"/>
+          <w:sz w:val="28"/>
+        </w:rPr>
         <w:t>Сервер «Мухоед» принимает данные по защищённым каналам, поддерживает обнаружение, семейную акустическую классификацию, локализацию и событийную запись. Точная идентификация типа БПЛА остаётся исследовательской до независимой выборки. Уникальные идентификаторы, ключи и SIM-профили записываются при provisioning и не входят в публичный пакет.</w:t>
       </w:r>
     </w:p>
     <w:p>
-      <w:pPr/>
-      <w:r>
+      <w:pPr>
+        <w:spacing w:line="240" w:lineRule="auto" w:before="0" w:after="0"/>
+        <w:ind w:firstLine="709"/>
+        <w:jc w:val="both"/>
+      </w:pPr>
+      <w:r>
+        <w:rPr>
+          <w:rFonts w:ascii="Times New Roman" w:hAnsi="Times New Roman" w:eastAsia="Times New Roman" w:cs="Times New Roman"/>
+          <w:sz w:val="28"/>
+        </w:rPr>
         <w:t>Каждая станция получает серийный номер, маршрутный лист, результаты входного контроля и 100 % EOL. Программа EVT для первого лота охватывает 20 изделий; стрессовые и полевые испытания назначаются по согласованному плану и заканчиваются повтором критических функциональных проверок.</w:t>
       </w:r>
     </w:p>
     <w:p>
       <w:pPr>
         <w:pStyle w:val="2"/>
-      </w:pPr>
-      <w:r>
+        <w:keepNext/>
+        <w:spacing w:line="240" w:lineRule="auto" w:before="0" w:after="0"/>
+        <w:ind w:firstLine="0"/>
+        <w:jc w:val="both"/>
+      </w:pPr>
+      <w:r>
+        <w:rPr>
+          <w:rFonts w:ascii="Times New Roman" w:hAnsi="Times New Roman" w:eastAsia="Times New Roman" w:cs="Times New Roman"/>
+          <w:b/>
+          <w:sz w:val="28"/>
+        </w:rPr>
         <w:t>Конфигурация Rev D</w:t>
       </w:r>
     </w:p>
     <w:p>
-      <w:pPr/>
-      <w:r>
+      <w:pPr>
+        <w:spacing w:line="240" w:lineRule="auto" w:before="0" w:after="0"/>
+        <w:ind w:firstLine="709"/>
+        <w:jc w:val="both"/>
+      </w:pPr>
+      <w:r>
+        <w:rPr>
+          <w:rFonts w:ascii="Times New Roman" w:hAnsi="Times New Roman" w:eastAsia="Times New Roman" w:cs="Times New Roman"/>
+          <w:sz w:val="28"/>
+        </w:rPr>
         <w:t>PCB-MAIN: DRC 0, незавершённые соединения 0, ERC 0; заказ после официального DFM и подтверждения фабричного стека.</w:t>
       </w:r>
     </w:p>
     <w:p>
-      <w:pPr/>
-      <w:r>
+      <w:pPr>
+        <w:spacing w:line="240" w:lineRule="auto" w:before="0" w:after="0"/>
+        <w:ind w:firstLine="709"/>
+        <w:jc w:val="both"/>
+      </w:pPr>
+      <w:r>
+        <w:rPr>
+          <w:rFonts w:ascii="Times New Roman" w:hAnsi="Times New Roman" w:eastAsia="Times New Roman" w:cs="Times New Roman"/>
+          <w:sz w:val="28"/>
+        </w:rPr>
         <w:t>PCB-MIC Rev B: Review B принят; исправлены сверловочные метки, кольцо MK1 и трафарет. Партия 80 PCBA выпускается через контролируемое первое изделие.</w:t>
       </w:r>
     </w:p>
     <w:p>
-      <w:pPr/>
-      <w:r>
-        <w:t>Жгуты: 22 комплекта по зафиксированной 38-проводной распайке. Корпуса первого лота — 20 предварительных комплектов 3D-печати; литьевые модели передаются для DFM оснастки.</w:t>
+      <w:pPr>
+        <w:spacing w:line="240" w:lineRule="auto" w:before="0" w:after="0"/>
+        <w:ind w:firstLine="709"/>
+        <w:jc w:val="both"/>
+      </w:pPr>
+      <w:r>
+        <w:rPr>
+          <w:rFonts w:ascii="Times New Roman" w:hAnsi="Times New Roman" w:eastAsia="Times New Roman" w:cs="Times New Roman"/>
+          <w:sz w:val="28"/>
+        </w:rPr>
+        <w:t>Жгуты: 22 комплекта по зафиксированной 38-проводной распайке. Корпуса первого лота – 20 предварительных комплектов 3D-печати; литьевые модели передаются для DFM оснастки.</w:t>
       </w:r>
     </w:p>
     <w:p>
       <w:pPr>
         <w:pStyle w:val="2"/>
-      </w:pPr>
-      <w:r>
+        <w:keepNext/>
+        <w:spacing w:line="240" w:lineRule="auto" w:before="0" w:after="0"/>
+        <w:ind w:firstLine="0"/>
+        <w:jc w:val="both"/>
+      </w:pPr>
+      <w:r>
+        <w:rPr>
+          <w:rFonts w:ascii="Times New Roman" w:hAnsi="Times New Roman" w:eastAsia="Times New Roman" w:cs="Times New Roman"/>
+          <w:b/>
+          <w:sz w:val="28"/>
+        </w:rPr>
         <w:t>Антенные тракты Rev D</w:t>
       </w:r>
     </w:p>
     <w:p>
-      <w:r>
+      <w:pPr>
+        <w:spacing w:line="240" w:lineRule="auto" w:before="0" w:after="0"/>
+        <w:ind w:firstLine="709"/>
+        <w:jc w:val="both"/>
+      </w:pPr>
+      <w:r>
+        <w:rPr>
+          <w:rFonts w:ascii="Times New Roman" w:hAnsi="Times New Roman" w:eastAsia="Times New Roman" w:cs="Times New Roman"/>
+          <w:sz w:val="28"/>
+        </w:rPr>
         <w:t>На каждую станцию установить три Taoglas CAB.0243 длиной 150 мм: J8 CELL/LTE → G30.B.108111, J9 GNSS → AA.166.A.301111, J10 RU868 → TI.89.B.2111W. Заказ первого лота с резервом: 66 пигтейлов и по 22 антенны каждого типа.</w:t>
       </w:r>
     </w:p>
     <w:p>
-      <w:r>
+      <w:pPr>
+        <w:spacing w:line="240" w:lineRule="auto" w:before="0" w:after="0"/>
+        <w:ind w:firstLine="709"/>
+        <w:jc w:val="both"/>
+      </w:pPr>
+      <w:r>
+        <w:rPr>
+          <w:rFonts w:ascii="Times New Roman" w:hAnsi="Times New Roman" w:eastAsia="Times New Roman" w:cs="Times New Roman"/>
+          <w:sz w:val="28"/>
+        </w:rPr>
         <w:t>Проверить маркировку, MHF/U.FL и SMA сопряжение, радиус изгиба ≥6,8 мм, герметичность bulkhead, затем VSWR/потери, GNSS ток и чувствительность, LTE attach и RU868 EOL/EVT.</w:t>
       </w:r>
     </w:p>
     <w:sectPr>
+      <w:headerReference w:type="default" r:id="rId7"/>
+      <w:footerReference w:type="default" r:id="rId8"/>
+      <w:headerReference w:type="first" r:id="rId9"/>
+      <w:footerReference w:type="first" r:id="rId10"/>
+      <w:headerReference w:type="even" r:id="rId11"/>
+      <w:footerReference w:type="even" r:id="rId12"/>
       <w:pgSz w:w="11906" w:h="16838"/>
       <w:pgMar w:top="1134" w:right="850" w:bottom="1134" w:left="1701" w:header="708" w:footer="708" w:gutter="0"/>
       <w:cols w:space="720"/>
@@ -161,6 +359,84 @@
     </w:sectPr>
   </w:body>
 </w:document>
+</file>
+
+<file path=word/footer1.xml><?xml version="1.0" encoding="utf-8"?>
+<w:ftr xmlns:m="http://schemas.openxmlformats.org/officeDocument/2006/math" xmlns:mc="http://schemas.openxmlformats.org/markup-compatibility/2006" xmlns:mo="http://schemas.microsoft.com/office/mac/office/2008/main" xmlns:mv="urn:schemas-microsoft-com:mac:vml" xmlns:o="urn:schemas-microsoft-com:office:office" xmlns:r="http://schemas.openxmlformats.org/officeDocument/2006/relationships" xmlns:v="urn:schemas-microsoft-com:vml" xmlns:w10="urn:schemas-microsoft-com:office:word" xmlns:w14="http://schemas.microsoft.com/office/word/2010/wordml" xmlns:w="http://schemas.openxmlformats.org/wordprocessingml/2006/main" xmlns:wne="http://schemas.microsoft.com/office/word/2006/wordml" xmlns:wp14="http://schemas.microsoft.com/office/word/2010/wordprocessingDrawing" xmlns:wp="http://schemas.openxmlformats.org/drawingml/2006/wordprocessingDrawing" xmlns:wpc="http://schemas.microsoft.com/office/word/2010/wordprocessingCanvas" xmlns:wpg="http://schemas.microsoft.com/office/word/2010/wordprocessingGroup" xmlns:wpi="http://schemas.microsoft.com/office/word/2010/wordprocessingInk" xmlns:wps="http://schemas.microsoft.com/office/word/2010/wordprocessingShape" mc:Ignorable="w14 wp14">
+  <w:p>
+    <w:pPr>
+      <w:pStyle w:val="Footer"/>
+      <w:spacing w:line="240" w:lineRule="auto" w:before="0" w:after="0"/>
+      <w:ind w:firstLine="709"/>
+      <w:jc w:val="both"/>
+    </w:pPr>
+  </w:p>
+</w:ftr>
+</file>
+
+<file path=word/footer2.xml><?xml version="1.0" encoding="utf-8"?>
+<w:ftr xmlns:m="http://schemas.openxmlformats.org/officeDocument/2006/math" xmlns:mc="http://schemas.openxmlformats.org/markup-compatibility/2006" xmlns:mo="http://schemas.microsoft.com/office/mac/office/2008/main" xmlns:mv="urn:schemas-microsoft-com:mac:vml" xmlns:o="urn:schemas-microsoft-com:office:office" xmlns:r="http://schemas.openxmlformats.org/officeDocument/2006/relationships" xmlns:v="urn:schemas-microsoft-com:vml" xmlns:w10="urn:schemas-microsoft-com:office:word" xmlns:w14="http://schemas.microsoft.com/office/word/2010/wordml" xmlns:w="http://schemas.openxmlformats.org/wordprocessingml/2006/main" xmlns:wne="http://schemas.microsoft.com/office/word/2006/wordml" xmlns:wp14="http://schemas.microsoft.com/office/word/2010/wordprocessingDrawing" xmlns:wp="http://schemas.openxmlformats.org/drawingml/2006/wordprocessingDrawing" xmlns:wpc="http://schemas.microsoft.com/office/word/2010/wordprocessingCanvas" xmlns:wpg="http://schemas.microsoft.com/office/word/2010/wordprocessingGroup" xmlns:wpi="http://schemas.microsoft.com/office/word/2010/wordprocessingInk" xmlns:wps="http://schemas.microsoft.com/office/word/2010/wordprocessingShape" mc:Ignorable="w14 wp14">
+  <w:p>
+    <w:pPr>
+      <w:pStyle w:val="Footer"/>
+      <w:spacing w:line="240" w:lineRule="auto" w:before="0" w:after="0"/>
+      <w:ind w:firstLine="709"/>
+      <w:jc w:val="both"/>
+    </w:pPr>
+  </w:p>
+</w:ftr>
+</file>
+
+<file path=word/footer3.xml><?xml version="1.0" encoding="utf-8"?>
+<w:ftr xmlns:m="http://schemas.openxmlformats.org/officeDocument/2006/math" xmlns:mc="http://schemas.openxmlformats.org/markup-compatibility/2006" xmlns:mo="http://schemas.microsoft.com/office/mac/office/2008/main" xmlns:mv="urn:schemas-microsoft-com:mac:vml" xmlns:o="urn:schemas-microsoft-com:office:office" xmlns:r="http://schemas.openxmlformats.org/officeDocument/2006/relationships" xmlns:v="urn:schemas-microsoft-com:vml" xmlns:w10="urn:schemas-microsoft-com:office:word" xmlns:w14="http://schemas.microsoft.com/office/word/2010/wordml" xmlns:w="http://schemas.openxmlformats.org/wordprocessingml/2006/main" xmlns:wne="http://schemas.microsoft.com/office/word/2006/wordml" xmlns:wp14="http://schemas.microsoft.com/office/word/2010/wordprocessingDrawing" xmlns:wp="http://schemas.openxmlformats.org/drawingml/2006/wordprocessingDrawing" xmlns:wpc="http://schemas.microsoft.com/office/word/2010/wordprocessingCanvas" xmlns:wpg="http://schemas.microsoft.com/office/word/2010/wordprocessingGroup" xmlns:wpi="http://schemas.microsoft.com/office/word/2010/wordprocessingInk" xmlns:wps="http://schemas.microsoft.com/office/word/2010/wordprocessingShape" mc:Ignorable="w14 wp14">
+  <w:p>
+    <w:pPr>
+      <w:pStyle w:val="Footer"/>
+      <w:spacing w:line="240" w:lineRule="auto" w:before="0" w:after="0"/>
+      <w:ind w:firstLine="709"/>
+      <w:jc w:val="both"/>
+    </w:pPr>
+  </w:p>
+</w:ftr>
+</file>
+
+<file path=word/header1.xml><?xml version="1.0" encoding="utf-8"?>
+<w:hdr xmlns:m="http://schemas.openxmlformats.org/officeDocument/2006/math" xmlns:mc="http://schemas.openxmlformats.org/markup-compatibility/2006" xmlns:mo="http://schemas.microsoft.com/office/mac/office/2008/main" xmlns:mv="urn:schemas-microsoft-com:mac:vml" xmlns:o="urn:schemas-microsoft-com:office:office" xmlns:r="http://schemas.openxmlformats.org/officeDocument/2006/relationships" xmlns:v="urn:schemas-microsoft-com:vml" xmlns:w10="urn:schemas-microsoft-com:office:word" xmlns:w14="http://schemas.microsoft.com/office/word/2010/wordml" xmlns:w="http://schemas.openxmlformats.org/wordprocessingml/2006/main" xmlns:wne="http://schemas.microsoft.com/office/word/2006/wordml" xmlns:wp14="http://schemas.microsoft.com/office/word/2010/wordprocessingDrawing" xmlns:wp="http://schemas.openxmlformats.org/drawingml/2006/wordprocessingDrawing" xmlns:wpc="http://schemas.microsoft.com/office/word/2010/wordprocessingCanvas" xmlns:wpg="http://schemas.microsoft.com/office/word/2010/wordprocessingGroup" xmlns:wpi="http://schemas.microsoft.com/office/word/2010/wordprocessingInk" xmlns:wps="http://schemas.microsoft.com/office/word/2010/wordprocessingShape" mc:Ignorable="w14 wp14">
+  <w:p>
+    <w:pPr>
+      <w:pStyle w:val="Header"/>
+      <w:spacing w:line="240" w:lineRule="auto" w:before="0" w:after="0"/>
+      <w:ind w:firstLine="709"/>
+      <w:jc w:val="both"/>
+    </w:pPr>
+  </w:p>
+</w:hdr>
+</file>
+
+<file path=word/header2.xml><?xml version="1.0" encoding="utf-8"?>
+<w:hdr xmlns:m="http://schemas.openxmlformats.org/officeDocument/2006/math" xmlns:mc="http://schemas.openxmlformats.org/markup-compatibility/2006" xmlns:mo="http://schemas.microsoft.com/office/mac/office/2008/main" xmlns:mv="urn:schemas-microsoft-com:mac:vml" xmlns:o="urn:schemas-microsoft-com:office:office" xmlns:r="http://schemas.openxmlformats.org/officeDocument/2006/relationships" xmlns:v="urn:schemas-microsoft-com:vml" xmlns:w10="urn:schemas-microsoft-com:office:word" xmlns:w14="http://schemas.microsoft.com/office/word/2010/wordml" xmlns:w="http://schemas.openxmlformats.org/wordprocessingml/2006/main" xmlns:wne="http://schemas.microsoft.com/office/word/2006/wordml" xmlns:wp14="http://schemas.microsoft.com/office/word/2010/wordprocessingDrawing" xmlns:wp="http://schemas.openxmlformats.org/drawingml/2006/wordprocessingDrawing" xmlns:wpc="http://schemas.microsoft.com/office/word/2010/wordprocessingCanvas" xmlns:wpg="http://schemas.microsoft.com/office/word/2010/wordprocessingGroup" xmlns:wpi="http://schemas.microsoft.com/office/word/2010/wordprocessingInk" xmlns:wps="http://schemas.microsoft.com/office/word/2010/wordprocessingShape" mc:Ignorable="w14 wp14">
+  <w:p>
+    <w:pPr>
+      <w:pStyle w:val="Header"/>
+      <w:spacing w:line="240" w:lineRule="auto" w:before="0" w:after="0"/>
+      <w:ind w:firstLine="709"/>
+      <w:jc w:val="both"/>
+    </w:pPr>
+  </w:p>
+</w:hdr>
+</file>
+
+<file path=word/header3.xml><?xml version="1.0" encoding="utf-8"?>
+<w:hdr xmlns:m="http://schemas.openxmlformats.org/officeDocument/2006/math" xmlns:mc="http://schemas.openxmlformats.org/markup-compatibility/2006" xmlns:mo="http://schemas.microsoft.com/office/mac/office/2008/main" xmlns:mv="urn:schemas-microsoft-com:mac:vml" xmlns:o="urn:schemas-microsoft-com:office:office" xmlns:r="http://schemas.openxmlformats.org/officeDocument/2006/relationships" xmlns:v="urn:schemas-microsoft-com:vml" xmlns:w10="urn:schemas-microsoft-com:office:word" xmlns:w14="http://schemas.microsoft.com/office/word/2010/wordml" xmlns:w="http://schemas.openxmlformats.org/wordprocessingml/2006/main" xmlns:wne="http://schemas.microsoft.com/office/word/2006/wordml" xmlns:wp14="http://schemas.microsoft.com/office/word/2010/wordprocessingDrawing" xmlns:wp="http://schemas.openxmlformats.org/drawingml/2006/wordprocessingDrawing" xmlns:wpc="http://schemas.microsoft.com/office/word/2010/wordprocessingCanvas" xmlns:wpg="http://schemas.microsoft.com/office/word/2010/wordprocessingGroup" xmlns:wpi="http://schemas.microsoft.com/office/word/2010/wordprocessingInk" xmlns:wps="http://schemas.microsoft.com/office/word/2010/wordprocessingShape" mc:Ignorable="w14 wp14">
+  <w:p>
+    <w:pPr>
+      <w:pStyle w:val="Header"/>
+      <w:spacing w:line="240" w:lineRule="auto" w:before="0" w:after="0"/>
+      <w:ind w:firstLine="709"/>
+      <w:jc w:val="both"/>
+    </w:pPr>
+  </w:p>
+</w:hdr>
 </file>
 
 <file path=word/numbering.xml><?xml version="1.0" encoding="utf-8"?>
@@ -769,18 +1045,32 @@
   <w:style w:type="paragraph" w:default="1" w:styleId="a">
     <w:name w:val="Normal"/>
     <w:qFormat/>
+    <w:pPr>
+      <w:spacing w:line="240" w:lineRule="auto" w:before="0" w:after="0"/>
+      <w:ind w:firstLine="709"/>
+      <w:jc w:val="both"/>
+    </w:pPr>
+    <w:rPr>
+      <w:rFonts w:ascii="Times New Roman" w:hAnsi="Times New Roman"/>
+      <w:b w:val="0"/>
+      <w:sz w:val="28"/>
+    </w:rPr>
   </w:style>
   <w:style w:type="paragraph" w:styleId="1">
     <w:name w:val="heading 1"/>
     <w:qFormat/>
     <w:pPr>
+      <w:spacing w:line="240" w:lineRule="auto" w:before="0" w:after="0"/>
+      <w:ind w:firstLine="709"/>
+      <w:jc w:val="both"/>
       <w:outlineLvl w:val="0"/>
     </w:pPr>
     <w:rPr>
+      <w:rFonts w:ascii="Times New Roman" w:hAnsi="Times New Roman"/>
       <w:b/>
       <w:bCs/>
       <w:color w:val="000000"/>
-      <w:sz w:val="32"/>
+      <w:sz w:val="28"/>
       <w:szCs w:val="32"/>
     </w:rPr>
   </w:style>
@@ -788,23 +1078,33 @@
     <w:name w:val="heading 2"/>
     <w:qFormat/>
     <w:pPr>
+      <w:spacing w:line="240" w:lineRule="auto" w:before="0" w:after="0"/>
+      <w:ind w:firstLine="709"/>
+      <w:jc w:val="both"/>
       <w:outlineLvl w:val="1"/>
     </w:pPr>
     <w:rPr>
+      <w:rFonts w:ascii="Times New Roman" w:hAnsi="Times New Roman"/>
       <w:b/>
       <w:bCs/>
       <w:color w:val="000000"/>
+      <w:sz w:val="28"/>
     </w:rPr>
   </w:style>
   <w:style w:type="paragraph" w:styleId="3">
     <w:name w:val="heading 3"/>
     <w:qFormat/>
     <w:pPr>
+      <w:spacing w:line="240" w:lineRule="auto" w:before="0" w:after="0"/>
+      <w:ind w:firstLine="709"/>
+      <w:jc w:val="both"/>
       <w:outlineLvl w:val="2"/>
     </w:pPr>
     <w:rPr>
+      <w:rFonts w:ascii="Times New Roman" w:hAnsi="Times New Roman"/>
+      <w:b/>
       <w:color w:val="1F4D78"/>
-      <w:sz w:val="24"/>
+      <w:sz w:val="28"/>
       <w:szCs w:val="24"/>
     </w:rPr>
   </w:style>
@@ -812,32 +1112,50 @@
     <w:name w:val="heading 4"/>
     <w:qFormat/>
     <w:pPr>
+      <w:spacing w:line="240" w:lineRule="auto" w:before="0" w:after="0"/>
+      <w:ind w:firstLine="709"/>
+      <w:jc w:val="both"/>
       <w:outlineLvl w:val="3"/>
     </w:pPr>
     <w:rPr>
+      <w:rFonts w:ascii="Times New Roman" w:hAnsi="Times New Roman"/>
+      <w:b/>
       <w:i/>
       <w:iCs/>
       <w:color w:val="2E74B5"/>
+      <w:sz w:val="28"/>
     </w:rPr>
   </w:style>
   <w:style w:type="paragraph" w:styleId="5">
     <w:name w:val="heading 5"/>
     <w:qFormat/>
     <w:pPr>
+      <w:spacing w:line="240" w:lineRule="auto" w:before="0" w:after="0"/>
+      <w:ind w:firstLine="709"/>
+      <w:jc w:val="both"/>
       <w:outlineLvl w:val="4"/>
     </w:pPr>
     <w:rPr>
+      <w:rFonts w:ascii="Times New Roman" w:hAnsi="Times New Roman"/>
+      <w:b/>
       <w:color w:val="2E74B5"/>
+      <w:sz w:val="28"/>
     </w:rPr>
   </w:style>
   <w:style w:type="paragraph" w:styleId="6">
     <w:name w:val="heading 6"/>
     <w:qFormat/>
     <w:pPr>
+      <w:spacing w:line="240" w:lineRule="auto" w:before="0" w:after="0"/>
+      <w:ind w:firstLine="709"/>
+      <w:jc w:val="both"/>
       <w:outlineLvl w:val="5"/>
     </w:pPr>
     <w:rPr>
+      <w:rFonts w:ascii="Times New Roman" w:hAnsi="Times New Roman"/>
+      <w:b/>
       <w:color w:val="1F4D78"/>
+      <w:sz w:val="28"/>
     </w:rPr>
   </w:style>
   <w:style w:type="character" w:default="1" w:styleId="a0">
@@ -870,24 +1188,47 @@
   <w:style w:type="paragraph" w:styleId="a3">
     <w:name w:val="Title"/>
     <w:qFormat/>
-    <w:rPr>
-      <w:rFonts w:ascii="Arial" w:hAnsi="Arial"/>
+    <w:pPr>
+      <w:spacing w:line="240" w:lineRule="auto" w:before="0" w:after="0"/>
+      <w:ind w:firstLine="709"/>
+      <w:jc w:val="both"/>
+    </w:pPr>
+    <w:rPr>
+      <w:rFonts w:ascii="Times New Roman" w:hAnsi="Times New Roman"/>
+      <w:b/>
       <w:color w:val="000000"/>
-      <w:sz w:val="36"/>
+      <w:sz w:val="28"/>
       <w:szCs w:val="56"/>
     </w:rPr>
   </w:style>
   <w:style w:type="paragraph" w:customStyle="1" w:styleId="10">
     <w:name w:val="Строгий1"/>
     <w:qFormat/>
-    <w:rPr>
-      <w:b/>
+    <w:pPr>
+      <w:spacing w:line="240" w:lineRule="auto" w:before="0" w:after="0"/>
+      <w:ind w:firstLine="709"/>
+      <w:jc w:val="both"/>
+    </w:pPr>
+    <w:rPr>
+      <w:rFonts w:ascii="Times New Roman" w:hAnsi="Times New Roman"/>
+      <w:b w:val="0"/>
       <w:bCs/>
+      <w:sz w:val="28"/>
     </w:rPr>
   </w:style>
   <w:style w:type="paragraph" w:styleId="a4">
     <w:name w:val="List Paragraph"/>
     <w:qFormat/>
+    <w:pPr>
+      <w:spacing w:line="240" w:lineRule="auto" w:before="0" w:after="0"/>
+      <w:ind w:firstLine="709"/>
+      <w:jc w:val="both"/>
+    </w:pPr>
+    <w:rPr>
+      <w:rFonts w:ascii="Times New Roman" w:hAnsi="Times New Roman"/>
+      <w:b w:val="0"/>
+      <w:sz w:val="28"/>
+    </w:rPr>
   </w:style>
   <w:style w:type="character" w:styleId="a5">
     <w:name w:val="Hyperlink"/>
@@ -913,8 +1254,15 @@
     <w:uiPriority w:val="99"/>
     <w:semiHidden/>
     <w:unhideWhenUsed/>
-    <w:rPr>
-      <w:sz w:val="20"/>
+    <w:pPr>
+      <w:spacing w:line="240" w:lineRule="auto" w:before="0" w:after="0"/>
+      <w:ind w:firstLine="709"/>
+      <w:jc w:val="both"/>
+    </w:pPr>
+    <w:rPr>
+      <w:rFonts w:ascii="Times New Roman" w:hAnsi="Times New Roman"/>
+      <w:b w:val="0"/>
+      <w:sz w:val="28"/>
       <w:szCs w:val="20"/>
     </w:rPr>
   </w:style>
@@ -944,8 +1292,15 @@
     <w:uiPriority w:val="99"/>
     <w:semiHidden/>
     <w:unhideWhenUsed/>
-    <w:rPr>
-      <w:sz w:val="20"/>
+    <w:pPr>
+      <w:spacing w:line="240" w:lineRule="auto" w:before="0" w:after="0"/>
+      <w:ind w:firstLine="709"/>
+      <w:jc w:val="both"/>
+    </w:pPr>
+    <w:rPr>
+      <w:rFonts w:ascii="Times New Roman" w:hAnsi="Times New Roman"/>
+      <w:b w:val="0"/>
+      <w:sz w:val="28"/>
       <w:szCs w:val="20"/>
     </w:rPr>
   </w:style>

--- a/releases/evt-pre-20/2026-09-30-rev-d/Основной_пакет/06_Технический_проект/Технический_проект_EVT_PRE_20.docx
+++ b/releases/evt-pre-20/2026-09-30-rev-d/Основной_пакет/06_Технический_проект/Технический_проект_EVT_PRE_20.docx
@@ -148,7 +148,7 @@
           <w:rFonts w:ascii="Times New Roman" w:hAnsi="Times New Roman" w:eastAsia="Times New Roman" w:cs="Times New Roman"/>
           <w:sz w:val="28"/>
         </w:rPr>
-        <w:t>PCB-MAIN Rev B: восемь медных слоёв, 110 × 75 × 1,6 мм, ENIG. Кандидат 105 имеет DRC 0 ошибок, 0 неразведённых соединений и ERC 0. Из 30 предупреждений 23 относятся к шелкографии и 7 к прежним переходам. Заводской стек для заказа выбирается в DFM; модельный JLC08161H-3313 не является утверждённым stack ID. Заказное задание содержит 76 POFV, включая два CAM-дополнения у C6.1 и D11.1; фабрика подтверждает 76 из 76. PCB-MIC: два слоя FR-4, 24 × 22 × 1 мм, нижний акустический порт; привязка к фактической плате выпущена как DIM-004 Rev B с преобразованием Y_DIM = 22 − Y_KiCad.</w:t>
+        <w:t>PCB-MAIN Rev B: восемь медных слоёв, 110 × 75 × 1,6 мм, ENIG. Кандидат 105 имеет DRC 0 ошибок, 0 неразведённых соединений и ERC 0. Из 30 предупреждений 23 относятся к шелкографии и 7 к прежним переходам. По решению заказчика EVT выпускается по текущей трассировке без гарантии контролируемого импеданса. Все 22 PCBA изготавливаются без паузы; два образца из партии проверяются по ВЧ-программе. Заводской стек выбирается в DFM. Заказ содержит 76 POFV, включая два CAM-дополнения у C6.1 и D11.1. PCB-MIC: два слоя FR-4, 24 × 22 × 1 мм, нижний акустический порт; привязка к фактической плате выпущена как DIM-004 Rev B.</w:t>
       </w:r>
     </w:p>
     <w:p>
@@ -283,7 +283,7 @@
           <w:rFonts w:ascii="Times New Roman" w:hAnsi="Times New Roman" w:eastAsia="Times New Roman" w:cs="Times New Roman"/>
           <w:sz w:val="28"/>
         </w:rPr>
-        <w:t>PCB-MIC Rev B: Review B принят; исправлены сверловочные метки, кольцо MK1 и трафарет. Партия 80 PCBA выпускается через контролируемое первое изделие.</w:t>
+        <w:t>PCB-MIC Rev B: техническое решение Review B принято, исправлены метки сверления, кольцо MK1 и трафарет. Все 80 PCBA изготавливаются без паузы по требованию заказчика; после изготовления образец из партии проверяется по порту и PDM.</w:t>
       </w:r>
     </w:p>
     <w:p>
